--- a/블로그글작성/판례/물환경_대법원_시리즈/판례_대법원96도1661_공공수역으로흘러가지않으면폐수배출시설이아닙니다.docx
+++ b/블로그글작성/판례/물환경_대법원_시리즈/판례_대법원96도1661_공공수역으로흘러가지않으면폐수배출시설이아닙니다.docx
@@ -599,6 +599,13 @@
           <w:rFonts w:ascii="맑은 고딕" w:hAnsi="맑은 고딕" w:eastAsia="맑은 고딕" w:cs="맑은 고딕"/>
           <w:color w:val="000000"/>
         </w:rPr>
+        <w:br/>
+      </w:r>
+      <w:r>
+        <w:rPr>
+          <w:rFonts w:ascii="맑은 고딕" w:hAnsi="맑은 고딕" w:eastAsia="맑은 고딕" w:cs="맑은 고딕"/>
+          <w:color w:val="000000"/>
+        </w:rPr>
         <w:t>② 그 현장소장인 피고인은 80마력 상당의 버스엔진을 사용하여 모래와 자갈을 선별할 수 있는 이동식 선별기 1대와 포크레인 2대, 로우더 1대 등의 장비를 이용하여 골재를 채취하는 작업을 하였다.</w:t>
       </w:r>
       <w:r>
@@ -613,6 +620,13 @@
           <w:rFonts w:ascii="맑은 고딕" w:hAnsi="맑은 고딕" w:eastAsia="맑은 고딕" w:cs="맑은 고딕"/>
           <w:color w:val="000000"/>
         </w:rPr>
+        <w:br/>
+      </w:r>
+      <w:r>
+        <w:rPr>
+          <w:rFonts w:ascii="맑은 고딕" w:hAnsi="맑은 고딕" w:eastAsia="맑은 고딕" w:cs="맑은 고딕"/>
+          <w:color w:val="000000"/>
+        </w:rPr>
         <w:t>③ 위 작업은 농한기에 포크레인으로 논에 있는 흙을 퍼내어 이를 선별기에 넣고, 흙을 퍼낼 때 생긴 흙탕물을 이용하여 그 흙 속에 있는 모래와 자갈을 단순히 분리하는 것이었다.</w:t>
       </w:r>
       <w:r>
@@ -627,7 +641,21 @@
           <w:rFonts w:ascii="맑은 고딕" w:hAnsi="맑은 고딕" w:eastAsia="맑은 고딕" w:cs="맑은 고딕"/>
           <w:color w:val="000000"/>
         </w:rPr>
+        <w:br/>
+      </w:r>
+      <w:r>
+        <w:rPr>
+          <w:rFonts w:ascii="맑은 고딕" w:hAnsi="맑은 고딕" w:eastAsia="맑은 고딕" w:cs="맑은 고딕"/>
+          <w:color w:val="000000"/>
+        </w:rPr>
         <w:t>④ 작업과정에서 생긴 흙탕물은 그곳에 있던 웅덩이에 모여 침전되면 그 물을 다시 선별기에 넣어 이용하였고, 하천이나 농업용수로 등으로 방류되지는 아니하였다.</w:t>
+      </w:r>
+      <w:r>
+        <w:rPr>
+          <w:rFonts w:ascii="맑은 고딕" w:hAnsi="맑은 고딕" w:eastAsia="맑은 고딕" w:cs="맑은 고딕"/>
+          <w:color w:val="000000"/>
+        </w:rPr>
+        <w:br/>
       </w:r>
       <w:r>
         <w:rPr>
@@ -680,6 +708,7 @@
         <w:rPr>
           <w:rFonts w:ascii="맑은 고딕" w:hAnsi="맑은 고딕" w:eastAsia="맑은 고딕" w:cs="맑은 고딕"/>
           <w:color w:val="000000"/>
+          <w:u w:val="single"/>
         </w:rPr>
         <w:t>이 사건의 쟁점은, 구 수질환경보전법상 설치허가를 요하는 폐수배출시설에 해당하기 위한 요건이 무엇인지, 그리고 발생한 흙탕물을 웅덩이에 침전시켜 재사용하는 이동식 선별기가 그 폐수배출시설에 해당하는지 여부이다.</w:t>
       </w:r>
@@ -735,6 +764,15 @@
           <w:rFonts w:ascii="맑은 고딕" w:hAnsi="맑은 고딕" w:eastAsia="맑은 고딕" w:cs="맑은 고딕"/>
           <w:color w:val="000000"/>
         </w:rPr>
+        <w:br/>
+      </w:r>
+      <w:r>
+        <w:rPr>
+          <w:rFonts w:ascii="맑은 고딕" w:hAnsi="맑은 고딕" w:eastAsia="맑은 고딕" w:cs="맑은 고딕"/>
+          <w:b/>
+          <w:color w:val="000000"/>
+          <w:u w:val="single"/>
+        </w:rPr>
         <w:t>② 대법원의 판단 흙탕물에 수질오염물질이 포함되어 있지 않다고 본 원심의 판단은 잘못이나, 무죄를 선고한 결론은 정당하다.</w:t>
       </w:r>
       <w:r>
@@ -749,6 +787,13 @@
           <w:rFonts w:ascii="맑은 고딕" w:hAnsi="맑은 고딕" w:eastAsia="맑은 고딕" w:cs="맑은 고딕"/>
           <w:color w:val="000000"/>
         </w:rPr>
+        <w:br/>
+      </w:r>
+      <w:r>
+        <w:rPr>
+          <w:rFonts w:ascii="맑은 고딕" w:hAnsi="맑은 고딕" w:eastAsia="맑은 고딕" w:cs="맑은 고딕"/>
+          <w:color w:val="000000"/>
+        </w:rPr>
         <w:t>③ 관계 법령의 규정에 의하면, 폐수배출시설은 액체성 또는 고체성의 구리(동) 및 그 화합물 등 29종의 수질오염물질이 혼입된 물을, 하천·호소·항만·연안해역 기타 공공용에 사용되는 수역과 이에 접속하여 공공용에 사용되는 지하수로·농업용수로·하수관거·운하의 공공수역으로 흘러 들어가게 하는 시설물 등으로서 시행규칙 [별표 3] 소정의 배출시설로 정하여진 것을 말한다.</w:t>
       </w:r>
       <w:r>
@@ -763,6 +808,13 @@
           <w:rFonts w:ascii="맑은 고딕" w:hAnsi="맑은 고딕" w:eastAsia="맑은 고딕" w:cs="맑은 고딕"/>
           <w:color w:val="000000"/>
         </w:rPr>
+        <w:br/>
+      </w:r>
+      <w:r>
+        <w:rPr>
+          <w:rFonts w:ascii="맑은 고딕" w:hAnsi="맑은 고딕" w:eastAsia="맑은 고딕" w:cs="맑은 고딕"/>
+          <w:color w:val="000000"/>
+        </w:rPr>
         <w:t>④ 따라서 배출된 물에 수질오염물질이 혼입되어 있지 아니하거나, 그 수질오염물질이 혼입되어 있다 하더라도 그 폐수가 공공수역으로 흘러 들어가지 아니하는 경우에는, 위와 같이 배출시설로 정하여진 것이라고 하더라도 설치허가를 요하는 폐수배출시설에 해당되지 아니한다고 해석함이 상당하다.</w:t>
       </w:r>
       <w:r>
@@ -777,6 +829,13 @@
           <w:rFonts w:ascii="맑은 고딕" w:hAnsi="맑은 고딕" w:eastAsia="맑은 고딕" w:cs="맑은 고딕"/>
           <w:color w:val="000000"/>
         </w:rPr>
+        <w:br/>
+      </w:r>
+      <w:r>
+        <w:rPr>
+          <w:rFonts w:ascii="맑은 고딕" w:hAnsi="맑은 고딕" w:eastAsia="맑은 고딕" w:cs="맑은 고딕"/>
+          <w:color w:val="000000"/>
+        </w:rPr>
         <w:t>⑤ 같은 취지에서 1996. 1. 8. 개정된 시행규칙 [별표 3] 폐수배출시설 134항은 ‘토사석 채취, 가공시설 중 폐수를 당해 채취지점 또는 가공시설의 외부로 유출하지 않는 시설은 폐수배출시설에서 제외한다’는 명문규정을 두고 있다.</w:t>
       </w:r>
       <w:r>
@@ -791,6 +850,13 @@
           <w:rFonts w:ascii="맑은 고딕" w:hAnsi="맑은 고딕" w:eastAsia="맑은 고딕" w:cs="맑은 고딕"/>
           <w:color w:val="000000"/>
         </w:rPr>
+        <w:br/>
+      </w:r>
+      <w:r>
+        <w:rPr>
+          <w:rFonts w:ascii="맑은 고딕" w:hAnsi="맑은 고딕" w:eastAsia="맑은 고딕" w:cs="맑은 고딕"/>
+          <w:color w:val="000000"/>
+        </w:rPr>
         <w:t>⑥ 이 사건 선별기에서 배출된 흙탕물 자체는 시행규칙 [별표 1] 제7호 소정의 부유물질이 포함된 폐수에 해당된다고 볼 여지가 있다.</w:t>
       </w:r>
       <w:r>
@@ -805,7 +871,21 @@
           <w:rFonts w:ascii="맑은 고딕" w:hAnsi="맑은 고딕" w:eastAsia="맑은 고딕" w:cs="맑은 고딕"/>
           <w:color w:val="000000"/>
         </w:rPr>
+        <w:br/>
+      </w:r>
+      <w:r>
+        <w:rPr>
+          <w:rFonts w:ascii="맑은 고딕" w:hAnsi="맑은 고딕" w:eastAsia="맑은 고딕" w:cs="맑은 고딕"/>
+          <w:color w:val="000000"/>
+        </w:rPr>
         <w:t>⑦ 그러나 위 흙탕물은 그곳에서 침전되어 공공수역으로 흘러 들어가지는 아니하였고, 흙탕물이 웅덩이에 고여 침전되는 것만으로는 공공용에 사용되는 지하수로로 바로 흘러 들어가는 것이라고 볼 수 없으므로, 결국 위 선별기는 설치허가를 요하는 폐수배출시설이라고 볼 수 없다.</w:t>
+      </w:r>
+      <w:r>
+        <w:rPr>
+          <w:rFonts w:ascii="맑은 고딕" w:hAnsi="맑은 고딕" w:eastAsia="맑은 고딕" w:cs="맑은 고딕"/>
+          <w:color w:val="000000"/>
+        </w:rPr>
+        <w:br/>
       </w:r>
       <w:r>
         <w:rPr>
@@ -858,6 +938,7 @@
         <w:rPr>
           <w:rFonts w:ascii="맑은 고딕" w:hAnsi="맑은 고딕" w:eastAsia="맑은 고딕" w:cs="맑은 고딕"/>
           <w:color w:val="000000"/>
+          <w:u w:val="single"/>
         </w:rPr>
         <w:t>① 구 수질환경보전법 제2조 제1호, 제2호, 제4호, 제5호 및 수질환경보전법시행규칙 제2조 관련 [별표 1], 제4조, 제5조 관련 [별표 3] 등 관계 법령의 규정에 의하면, 폐수배출시설은 액체성 또는 고체성의 구리(동) 및 그 화합물 등 29종의 수질오염물질이 혼입된 물을 하천·호소·항만·연안해역 기타 공공용에 사용되는 수역과 이에 접속하여 공공용에 사용되는 지하수로·농업용수로·하수관거·운하의 공공수역으로 흘러 들어가게 하는 시설물 등으로서 위 시행규칙 [별표 3] 소정의 배출시설로 정하여진 것을 말하므로, 배출된 물에 수질오염물질이 혼입되어 있지 아니하거나 그 수질오염물질이 혼입되어 있다 하더라도 그 폐수가 공공수역으로 흘러 들어가지 아니하는 경우에는 위와 같이 배출시설로 정하여진 것이라고 하더라도 위 법에서 설치허가를 요하는 폐수배출시설에 해당되지 아니한다.</w:t>
       </w:r>
@@ -872,6 +953,15 @@
         <w:rPr>
           <w:rFonts w:ascii="맑은 고딕" w:hAnsi="맑은 고딕" w:eastAsia="맑은 고딕" w:cs="맑은 고딕"/>
           <w:color w:val="000000"/>
+        </w:rPr>
+        <w:br/>
+      </w:r>
+      <w:r>
+        <w:rPr>
+          <w:rFonts w:ascii="맑은 고딕" w:hAnsi="맑은 고딕" w:eastAsia="맑은 고딕" w:cs="맑은 고딕"/>
+          <w:b/>
+          <w:color w:val="000000"/>
+          <w:u w:val="single"/>
         </w:rPr>
         <w:t>② 농한기에 굴삭기로 논에 있는 흙을 퍼내어 그곳에서 생긴 흙탕물을 이용하여 모래와 자갈을 분리한 후 그 과정에서 생긴 흙탕물은 그곳 웅덩이에 모여 침전되면 이를 다시 사용하는 방식의 이동식 선별기는 위 폐수배출시설이 아니다.</w:t>
       </w:r>

--- a/블로그글작성/판례/물환경_대법원_시리즈/판례_대법원96도1661_공공수역으로흘러가지않으면폐수배출시설이아닙니다.docx
+++ b/블로그글작성/판례/물환경_대법원_시리즈/판례_대법원96도1661_공공수역으로흘러가지않으면폐수배출시설이아닙니다.docx
@@ -16,7 +16,7 @@
           <w:color w:val="000000"/>
           <w:sz w:val="30"/>
         </w:rPr>
-        <w:t>폐수가 공공수역으로 흘러가지 않으면 폐수배출시설이 아닙니다</w:t>
+        <w:t>폐수가 공공수역으로 흘러가지 않으면 폐수배출시설이 아닙니다. (96도1661)</w:t>
       </w:r>
     </w:p>
     <w:p>
@@ -47,12 +47,6 @@
         </w:rPr>
         <w:t>○ 논에서 흙을 퍼내 모래·자갈을 분리하는 이동식 선별기가 허가 대상 폐수배출시설인지가 문제된 사건입니다. 대법원은 배출된 물에 수질오염물질이 혼입되어 있더라도 그 폐수가 공공수역으로 흘러 들어가지 않는 경우에는, 시행규칙 [별표]에 배출시설로 정해져 있더라도 설치허가를 요하는 폐수배출시설에 해당하지 않는다고 보았습니다.</w:t>
       </w:r>
-    </w:p>
-    <w:p>
-      <w:pPr>
-        <w:autoSpaceDN w:val="0"/>
-        <w:autoSpaceDE w:val="0"/>
-      </w:pPr>
     </w:p>
     <w:p>
       <w:pPr>
@@ -220,12 +214,6 @@
       <w:pPr>
         <w:autoSpaceDN w:val="0"/>
         <w:autoSpaceDE w:val="0"/>
-      </w:pPr>
-    </w:p>
-    <w:p>
-      <w:pPr>
-        <w:autoSpaceDN w:val="0"/>
-        <w:autoSpaceDE w:val="0"/>
         <w:pStyle w:val="2"/>
       </w:pPr>
       <w:r>
@@ -558,6 +546,118 @@
       <w:pPr>
         <w:autoSpaceDN w:val="0"/>
         <w:autoSpaceDE w:val="0"/>
+        <w:pStyle w:val="2"/>
+        <w:spacing w:before="80"/>
+      </w:pPr>
+      <w:r>
+        <w:rPr>
+          <w:rFonts w:ascii="맑은 고딕" w:hAnsi="맑은 고딕" w:eastAsia="맑은 고딕" w:cs="맑은 고딕"/>
+          <w:color w:val="000000"/>
+        </w:rPr>
+        <w:t>2. 사실관계</w:t>
+      </w:r>
+    </w:p>
+    <w:p>
+      <w:pPr>
+        <w:autoSpaceDN w:val="0"/>
+        <w:autoSpaceDE w:val="0"/>
+      </w:pPr>
+      <w:r>
+        <w:rPr>
+          <w:rFonts w:ascii="맑은 고딕" w:hAnsi="맑은 고딕" w:eastAsia="맑은 고딕" w:cs="맑은 고딕"/>
+          <w:color w:val="000000"/>
+        </w:rPr>
+        <w:t>① 피고인 회사는 1995. 2. 28. 논산군수로부터 채취기간을 1995. 2. 28.부터 같은 해 3. 20.까지로 하여 충남 부여군 소재 토지(지목 답)에서 육상골재(모래·자갈)를 채취하는 골재채취허가를 받았다.</w:t>
+      </w:r>
+      <w:r>
+        <w:rPr>
+          <w:rFonts w:ascii="맑은 고딕" w:hAnsi="맑은 고딕" w:eastAsia="맑은 고딕" w:cs="맑은 고딕"/>
+          <w:color w:val="000000"/>
+        </w:rPr>
+        <w:br/>
+      </w:r>
+      <w:r>
+        <w:rPr>
+          <w:rFonts w:ascii="맑은 고딕" w:hAnsi="맑은 고딕" w:eastAsia="맑은 고딕" w:cs="맑은 고딕"/>
+          <w:color w:val="000000"/>
+        </w:rPr>
+        <w:br/>
+      </w:r>
+      <w:r>
+        <w:rPr>
+          <w:rFonts w:ascii="맑은 고딕" w:hAnsi="맑은 고딕" w:eastAsia="맑은 고딕" w:cs="맑은 고딕"/>
+          <w:color w:val="000000"/>
+        </w:rPr>
+        <w:t>② 그 현장소장인 피고인은 80마력 상당의 버스엔진을 사용하여 모래와 자갈을 선별할 수 있는 이동식 선별기 1대와 포크레인 2대, 로우더 1대 등의 장비를 이용하여 골재를 채취하는 작업을 하였다.</w:t>
+      </w:r>
+      <w:r>
+        <w:rPr>
+          <w:rFonts w:ascii="맑은 고딕" w:hAnsi="맑은 고딕" w:eastAsia="맑은 고딕" w:cs="맑은 고딕"/>
+          <w:color w:val="000000"/>
+        </w:rPr>
+        <w:br/>
+      </w:r>
+      <w:r>
+        <w:rPr>
+          <w:rFonts w:ascii="맑은 고딕" w:hAnsi="맑은 고딕" w:eastAsia="맑은 고딕" w:cs="맑은 고딕"/>
+          <w:color w:val="000000"/>
+        </w:rPr>
+        <w:br/>
+      </w:r>
+      <w:r>
+        <w:rPr>
+          <w:rFonts w:ascii="맑은 고딕" w:hAnsi="맑은 고딕" w:eastAsia="맑은 고딕" w:cs="맑은 고딕"/>
+          <w:color w:val="000000"/>
+        </w:rPr>
+        <w:t>③ 위 작업은 농한기에 포크레인으로 논에 있는 흙을 퍼내어 이를 선별기에 넣고, 흙을 퍼낼 때 생긴 흙탕물을 이용하여 그 흙 속에 있는 모래와 자갈을 단순히 분리하는 것이었다.</w:t>
+      </w:r>
+      <w:r>
+        <w:rPr>
+          <w:rFonts w:ascii="맑은 고딕" w:hAnsi="맑은 고딕" w:eastAsia="맑은 고딕" w:cs="맑은 고딕"/>
+          <w:color w:val="000000"/>
+        </w:rPr>
+        <w:br/>
+      </w:r>
+      <w:r>
+        <w:rPr>
+          <w:rFonts w:ascii="맑은 고딕" w:hAnsi="맑은 고딕" w:eastAsia="맑은 고딕" w:cs="맑은 고딕"/>
+          <w:color w:val="000000"/>
+        </w:rPr>
+        <w:br/>
+      </w:r>
+      <w:r>
+        <w:rPr>
+          <w:rFonts w:ascii="맑은 고딕" w:hAnsi="맑은 고딕" w:eastAsia="맑은 고딕" w:cs="맑은 고딕"/>
+          <w:color w:val="000000"/>
+        </w:rPr>
+        <w:t>④ 작업과정에서 생긴 흙탕물은 그곳에 있던 웅덩이에 모여 침전되면 그 물을 다시 선별기에 넣어 이용하였고, 하천이나 농업용수로 등으로 방류되지는 아니하였다.</w:t>
+      </w:r>
+      <w:r>
+        <w:rPr>
+          <w:rFonts w:ascii="맑은 고딕" w:hAnsi="맑은 고딕" w:eastAsia="맑은 고딕" w:cs="맑은 고딕"/>
+          <w:color w:val="000000"/>
+        </w:rPr>
+        <w:br/>
+      </w:r>
+      <w:r>
+        <w:rPr>
+          <w:rFonts w:ascii="맑은 고딕" w:hAnsi="맑은 고딕" w:eastAsia="맑은 고딕" w:cs="맑은 고딕"/>
+          <w:color w:val="000000"/>
+        </w:rPr>
+        <w:br/>
+      </w:r>
+      <w:r>
+        <w:rPr>
+          <w:rFonts w:ascii="맑은 고딕" w:hAnsi="맑은 고딕" w:eastAsia="맑은 고딕" w:cs="맑은 고딕"/>
+          <w:color w:val="000000"/>
+        </w:rPr>
+        <w:t>⑤ 검사는 피고인들을 무허가 폐수배출시설 설치·조업으로 기소하였고, 원심은 흙탕물에 수질오염물질이 포함되어 있음을 인정할 증거가 없다는 이유로 무죄를 선고하였다.</w:t>
+      </w:r>
+    </w:p>
+    <w:p>
+      <w:pPr>
+        <w:autoSpaceDN w:val="0"/>
+        <w:autoSpaceDE w:val="0"/>
       </w:pPr>
     </w:p>
     <w:p>
@@ -572,7 +672,7 @@
           <w:rFonts w:ascii="맑은 고딕" w:hAnsi="맑은 고딕" w:eastAsia="맑은 고딕" w:cs="맑은 고딕"/>
           <w:color w:val="000000"/>
         </w:rPr>
-        <w:t>2. 사실관계</w:t>
+        <w:t>3. 쟁점</w:t>
       </w:r>
     </w:p>
     <w:p>
@@ -584,99 +684,10 @@
         <w:rPr>
           <w:rFonts w:ascii="맑은 고딕" w:hAnsi="맑은 고딕" w:eastAsia="맑은 고딕" w:cs="맑은 고딕"/>
           <w:color w:val="000000"/>
-        </w:rPr>
-        <w:t>① 피고인 회사는 1995. 2. 28. 논산군수로부터 채취기간을 1995. 2. 28.부터 같은 해 3. 20.까지로 하여 충남 부여군 소재 토지(지목 답)에서 육상골재(모래·자갈)를 채취하는 골재채취허가를 받았다.</w:t>
-      </w:r>
-      <w:r>
-        <w:rPr>
-          <w:rFonts w:ascii="맑은 고딕" w:hAnsi="맑은 고딕" w:eastAsia="맑은 고딕" w:cs="맑은 고딕"/>
-          <w:color w:val="000000"/>
-        </w:rPr>
-        <w:br/>
-      </w:r>
-      <w:r>
-        <w:rPr>
-          <w:rFonts w:ascii="맑은 고딕" w:hAnsi="맑은 고딕" w:eastAsia="맑은 고딕" w:cs="맑은 고딕"/>
-          <w:color w:val="000000"/>
-        </w:rPr>
-        <w:br/>
-      </w:r>
-      <w:r>
-        <w:rPr>
-          <w:rFonts w:ascii="맑은 고딕" w:hAnsi="맑은 고딕" w:eastAsia="맑은 고딕" w:cs="맑은 고딕"/>
-          <w:color w:val="000000"/>
-        </w:rPr>
-        <w:t>② 그 현장소장인 피고인은 80마력 상당의 버스엔진을 사용하여 모래와 자갈을 선별할 수 있는 이동식 선별기 1대와 포크레인 2대, 로우더 1대 등의 장비를 이용하여 골재를 채취하는 작업을 하였다.</w:t>
-      </w:r>
-      <w:r>
-        <w:rPr>
-          <w:rFonts w:ascii="맑은 고딕" w:hAnsi="맑은 고딕" w:eastAsia="맑은 고딕" w:cs="맑은 고딕"/>
-          <w:color w:val="000000"/>
-        </w:rPr>
-        <w:br/>
-      </w:r>
-      <w:r>
-        <w:rPr>
-          <w:rFonts w:ascii="맑은 고딕" w:hAnsi="맑은 고딕" w:eastAsia="맑은 고딕" w:cs="맑은 고딕"/>
-          <w:color w:val="000000"/>
-        </w:rPr>
-        <w:br/>
-      </w:r>
-      <w:r>
-        <w:rPr>
-          <w:rFonts w:ascii="맑은 고딕" w:hAnsi="맑은 고딕" w:eastAsia="맑은 고딕" w:cs="맑은 고딕"/>
-          <w:color w:val="000000"/>
-        </w:rPr>
-        <w:t>③ 위 작업은 농한기에 포크레인으로 논에 있는 흙을 퍼내어 이를 선별기에 넣고, 흙을 퍼낼 때 생긴 흙탕물을 이용하여 그 흙 속에 있는 모래와 자갈을 단순히 분리하는 것이었다.</w:t>
-      </w:r>
-      <w:r>
-        <w:rPr>
-          <w:rFonts w:ascii="맑은 고딕" w:hAnsi="맑은 고딕" w:eastAsia="맑은 고딕" w:cs="맑은 고딕"/>
-          <w:color w:val="000000"/>
-        </w:rPr>
-        <w:br/>
-      </w:r>
-      <w:r>
-        <w:rPr>
-          <w:rFonts w:ascii="맑은 고딕" w:hAnsi="맑은 고딕" w:eastAsia="맑은 고딕" w:cs="맑은 고딕"/>
-          <w:color w:val="000000"/>
-        </w:rPr>
-        <w:br/>
-      </w:r>
-      <w:r>
-        <w:rPr>
-          <w:rFonts w:ascii="맑은 고딕" w:hAnsi="맑은 고딕" w:eastAsia="맑은 고딕" w:cs="맑은 고딕"/>
-          <w:color w:val="000000"/>
-        </w:rPr>
-        <w:t>④ 작업과정에서 생긴 흙탕물은 그곳에 있던 웅덩이에 모여 침전되면 그 물을 다시 선별기에 넣어 이용하였고, 하천이나 농업용수로 등으로 방류되지는 아니하였다.</w:t>
-      </w:r>
-      <w:r>
-        <w:rPr>
-          <w:rFonts w:ascii="맑은 고딕" w:hAnsi="맑은 고딕" w:eastAsia="맑은 고딕" w:cs="맑은 고딕"/>
-          <w:color w:val="000000"/>
-        </w:rPr>
-        <w:br/>
-      </w:r>
-      <w:r>
-        <w:rPr>
-          <w:rFonts w:ascii="맑은 고딕" w:hAnsi="맑은 고딕" w:eastAsia="맑은 고딕" w:cs="맑은 고딕"/>
-          <w:color w:val="000000"/>
-        </w:rPr>
-        <w:br/>
-      </w:r>
-      <w:r>
-        <w:rPr>
-          <w:rFonts w:ascii="맑은 고딕" w:hAnsi="맑은 고딕" w:eastAsia="맑은 고딕" w:cs="맑은 고딕"/>
-          <w:color w:val="000000"/>
-        </w:rPr>
-        <w:t>⑤ 검사는 피고인들을 무허가 폐수배출시설 설치·조업으로 기소하였고, 원심은 흙탕물에 수질오염물질이 포함되어 있음을 인정할 증거가 없다는 이유로 무죄를 선고하였다.</w:t>
-      </w:r>
-    </w:p>
-    <w:p>
-      <w:pPr>
-        <w:autoSpaceDN w:val="0"/>
-        <w:autoSpaceDE w:val="0"/>
-      </w:pPr>
+          <w:u w:val="single"/>
+        </w:rPr>
+        <w:t>이 사건의 쟁점은, 구 수질환경보전법상 설치허가를 요하는 폐수배출시설에 해당하기 위한 요건이 무엇인지, 그리고 발생한 흙탕물을 웅덩이에 침전시켜 재사용하는 이동식 선별기가 그 폐수배출시설에 해당하는지 여부이다.</w:t>
+      </w:r>
     </w:p>
     <w:p>
       <w:pPr>
@@ -696,7 +707,7 @@
           <w:rFonts w:ascii="맑은 고딕" w:hAnsi="맑은 고딕" w:eastAsia="맑은 고딕" w:cs="맑은 고딕"/>
           <w:color w:val="000000"/>
         </w:rPr>
-        <w:t>3. 쟁점</w:t>
+        <w:t>4. 판단</w:t>
       </w:r>
     </w:p>
     <w:p>
@@ -708,16 +719,158 @@
         <w:rPr>
           <w:rFonts w:ascii="맑은 고딕" w:hAnsi="맑은 고딕" w:eastAsia="맑은 고딕" w:cs="맑은 고딕"/>
           <w:color w:val="000000"/>
+        </w:rPr>
+        <w:t>① 원심의 판단 원심은 피고인이 설치한 시설물에서 발생한 흙탕물에 시행규칙 [별표 1]에서 정하고 있는 수질오염물질이 포함되어 있음을 인정할 증거가 없다는 이유로 피고인들에게 무죄를 선고하였다.</w:t>
+      </w:r>
+      <w:r>
+        <w:rPr>
+          <w:rFonts w:ascii="맑은 고딕" w:hAnsi="맑은 고딕" w:eastAsia="맑은 고딕" w:cs="맑은 고딕"/>
+          <w:color w:val="000000"/>
+        </w:rPr>
+        <w:br/>
+      </w:r>
+      <w:r>
+        <w:rPr>
+          <w:rFonts w:ascii="맑은 고딕" w:hAnsi="맑은 고딕" w:eastAsia="맑은 고딕" w:cs="맑은 고딕"/>
+          <w:color w:val="000000"/>
+        </w:rPr>
+        <w:br/>
+      </w:r>
+      <w:r>
+        <w:rPr>
+          <w:rFonts w:ascii="맑은 고딕" w:hAnsi="맑은 고딕" w:eastAsia="맑은 고딕" w:cs="맑은 고딕"/>
+          <w:b/>
+          <w:color w:val="000000"/>
           <w:u w:val="single"/>
         </w:rPr>
-        <w:t>이 사건의 쟁점은, 구 수질환경보전법상 설치허가를 요하는 폐수배출시설에 해당하기 위한 요건이 무엇인지, 그리고 발생한 흙탕물을 웅덩이에 침전시켜 재사용하는 이동식 선별기가 그 폐수배출시설에 해당하는지 여부이다.</w:t>
-      </w:r>
-    </w:p>
-    <w:p>
-      <w:pPr>
-        <w:autoSpaceDN w:val="0"/>
-        <w:autoSpaceDE w:val="0"/>
-      </w:pPr>
+        <w:t>② 대법원의 판단 흙탕물에 수질오염물질이 포함되어 있지 않다고 본 원심의 판단은 잘못이나, 무죄를 선고한 결론은 정당하다.</w:t>
+      </w:r>
+      <w:r>
+        <w:rPr>
+          <w:rFonts w:ascii="맑은 고딕" w:hAnsi="맑은 고딕" w:eastAsia="맑은 고딕" w:cs="맑은 고딕"/>
+          <w:color w:val="000000"/>
+        </w:rPr>
+        <w:br/>
+      </w:r>
+      <w:r>
+        <w:rPr>
+          <w:rFonts w:ascii="맑은 고딕" w:hAnsi="맑은 고딕" w:eastAsia="맑은 고딕" w:cs="맑은 고딕"/>
+          <w:color w:val="000000"/>
+        </w:rPr>
+        <w:br/>
+      </w:r>
+      <w:r>
+        <w:rPr>
+          <w:rFonts w:ascii="맑은 고딕" w:hAnsi="맑은 고딕" w:eastAsia="맑은 고딕" w:cs="맑은 고딕"/>
+          <w:color w:val="000000"/>
+        </w:rPr>
+        <w:t>③ 관계 법령의 규정에 의하면, 폐수배출시설은 액체성 또는 고체성의 구리(동) 및 그 화합물 등 29종의 수질오염물질이 혼입된 물을, 하천·호소·항만·연안해역 기타 공공용에 사용되는 수역과 이에 접속하여 공공용에 사용되는 지하수로·농업용수로·하수관거·운하의 공공수역으로 흘러 들어가게 하는 시설물 등으로서 시행규칙 [별표 3] 소정의 배출시설로 정하여진 것을 말한다.</w:t>
+      </w:r>
+      <w:r>
+        <w:rPr>
+          <w:rFonts w:ascii="맑은 고딕" w:hAnsi="맑은 고딕" w:eastAsia="맑은 고딕" w:cs="맑은 고딕"/>
+          <w:color w:val="000000"/>
+        </w:rPr>
+        <w:br/>
+      </w:r>
+      <w:r>
+        <w:rPr>
+          <w:rFonts w:ascii="맑은 고딕" w:hAnsi="맑은 고딕" w:eastAsia="맑은 고딕" w:cs="맑은 고딕"/>
+          <w:color w:val="000000"/>
+        </w:rPr>
+        <w:br/>
+      </w:r>
+      <w:r>
+        <w:rPr>
+          <w:rFonts w:ascii="맑은 고딕" w:hAnsi="맑은 고딕" w:eastAsia="맑은 고딕" w:cs="맑은 고딕"/>
+          <w:color w:val="000000"/>
+        </w:rPr>
+        <w:t>④ 따라서 배출된 물에 수질오염물질이 혼입되어 있지 아니하거나, 그 수질오염물질이 혼입되어 있다 하더라도 그 폐수가 공공수역으로 흘러 들어가지 아니하는 경우에는, 위와 같이 배출시설로 정하여진 것이라고 하더라도 설치허가를 요하는 폐수배출시설에 해당되지 아니한다고 해석함이 상당하다.</w:t>
+      </w:r>
+      <w:r>
+        <w:rPr>
+          <w:rFonts w:ascii="맑은 고딕" w:hAnsi="맑은 고딕" w:eastAsia="맑은 고딕" w:cs="맑은 고딕"/>
+          <w:color w:val="000000"/>
+        </w:rPr>
+        <w:br/>
+      </w:r>
+      <w:r>
+        <w:rPr>
+          <w:rFonts w:ascii="맑은 고딕" w:hAnsi="맑은 고딕" w:eastAsia="맑은 고딕" w:cs="맑은 고딕"/>
+          <w:color w:val="000000"/>
+        </w:rPr>
+        <w:br/>
+      </w:r>
+      <w:r>
+        <w:rPr>
+          <w:rFonts w:ascii="맑은 고딕" w:hAnsi="맑은 고딕" w:eastAsia="맑은 고딕" w:cs="맑은 고딕"/>
+          <w:color w:val="000000"/>
+        </w:rPr>
+        <w:t>⑤ 같은 취지에서 1996. 1. 8. 개정된 시행규칙 [별표 3] 폐수배출시설 134항은 ‘토사석 채취, 가공시설 중 폐수를 당해 채취지점 또는 가공시설의 외부로 유출하지 않는 시설은 폐수배출시설에서 제외한다’는 명문규정을 두고 있다.</w:t>
+      </w:r>
+      <w:r>
+        <w:rPr>
+          <w:rFonts w:ascii="맑은 고딕" w:hAnsi="맑은 고딕" w:eastAsia="맑은 고딕" w:cs="맑은 고딕"/>
+          <w:color w:val="000000"/>
+        </w:rPr>
+        <w:br/>
+      </w:r>
+      <w:r>
+        <w:rPr>
+          <w:rFonts w:ascii="맑은 고딕" w:hAnsi="맑은 고딕" w:eastAsia="맑은 고딕" w:cs="맑은 고딕"/>
+          <w:color w:val="000000"/>
+        </w:rPr>
+        <w:br/>
+      </w:r>
+      <w:r>
+        <w:rPr>
+          <w:rFonts w:ascii="맑은 고딕" w:hAnsi="맑은 고딕" w:eastAsia="맑은 고딕" w:cs="맑은 고딕"/>
+          <w:color w:val="000000"/>
+        </w:rPr>
+        <w:t>⑥ 이 사건 선별기에서 배출된 흙탕물 자체는 시행규칙 [별표 1] 제7호 소정의 부유물질이 포함된 폐수에 해당된다고 볼 여지가 있다.</w:t>
+      </w:r>
+      <w:r>
+        <w:rPr>
+          <w:rFonts w:ascii="맑은 고딕" w:hAnsi="맑은 고딕" w:eastAsia="맑은 고딕" w:cs="맑은 고딕"/>
+          <w:color w:val="000000"/>
+        </w:rPr>
+        <w:br/>
+      </w:r>
+      <w:r>
+        <w:rPr>
+          <w:rFonts w:ascii="맑은 고딕" w:hAnsi="맑은 고딕" w:eastAsia="맑은 고딕" w:cs="맑은 고딕"/>
+          <w:color w:val="000000"/>
+        </w:rPr>
+        <w:br/>
+      </w:r>
+      <w:r>
+        <w:rPr>
+          <w:rFonts w:ascii="맑은 고딕" w:hAnsi="맑은 고딕" w:eastAsia="맑은 고딕" w:cs="맑은 고딕"/>
+          <w:color w:val="000000"/>
+        </w:rPr>
+        <w:t>⑦ 그러나 위 흙탕물은 그곳에서 침전되어 공공수역으로 흘러 들어가지는 아니하였고, 흙탕물이 웅덩이에 고여 침전되는 것만으로는 공공용에 사용되는 지하수로로 바로 흘러 들어가는 것이라고 볼 수 없으므로, 결국 위 선별기는 설치허가를 요하는 폐수배출시설이라고 볼 수 없다.</w:t>
+      </w:r>
+      <w:r>
+        <w:rPr>
+          <w:rFonts w:ascii="맑은 고딕" w:hAnsi="맑은 고딕" w:eastAsia="맑은 고딕" w:cs="맑은 고딕"/>
+          <w:color w:val="000000"/>
+        </w:rPr>
+        <w:br/>
+      </w:r>
+      <w:r>
+        <w:rPr>
+          <w:rFonts w:ascii="맑은 고딕" w:hAnsi="맑은 고딕" w:eastAsia="맑은 고딕" w:cs="맑은 고딕"/>
+          <w:color w:val="000000"/>
+        </w:rPr>
+        <w:br/>
+      </w:r>
+      <w:r>
+        <w:rPr>
+          <w:rFonts w:ascii="맑은 고딕" w:hAnsi="맑은 고딕" w:eastAsia="맑은 고딕" w:cs="맑은 고딕"/>
+          <w:color w:val="000000"/>
+        </w:rPr>
+        <w:t>⑧ 이에 상고를 기각한다.</w:t>
+      </w:r>
     </w:p>
     <w:p>
       <w:pPr>
@@ -737,7 +890,7 @@
           <w:rFonts w:ascii="맑은 고딕" w:hAnsi="맑은 고딕" w:eastAsia="맑은 고딕" w:cs="맑은 고딕"/>
           <w:color w:val="000000"/>
         </w:rPr>
-        <w:t>4. 판단</w:t>
+        <w:t>5. 판결요지</w:t>
       </w:r>
     </w:p>
     <w:p>
@@ -749,8 +902,9 @@
         <w:rPr>
           <w:rFonts w:ascii="맑은 고딕" w:hAnsi="맑은 고딕" w:eastAsia="맑은 고딕" w:cs="맑은 고딕"/>
           <w:color w:val="000000"/>
-        </w:rPr>
-        <w:t>① 원심의 판단 원심은 피고인이 설치한 시설물에서 발생한 흙탕물에 시행규칙 [별표 1]에서 정하고 있는 수질오염물질이 포함되어 있음을 인정할 증거가 없다는 이유로 피고인들에게 무죄를 선고하였다.</w:t>
+          <w:u w:val="single"/>
+        </w:rPr>
+        <w:t>① 구 수질환경보전법 제2조 제1호, 제2호, 제4호, 제5호 및 수질환경보전법시행규칙 제2조 관련 [별표 1], 제4조, 제5조 관련 [별표 3] 등 관계 법령의 규정에 의하면, 폐수배출시설은 액체성 또는 고체성의 구리(동) 및 그 화합물 등 29종의 수질오염물질이 혼입된 물을 하천·호소·항만·연안해역 기타 공공용에 사용되는 수역과 이에 접속하여 공공용에 사용되는 지하수로·농업용수로·하수관거·운하의 공공수역으로 흘러 들어가게 하는 시설물 등으로서 위 시행규칙 [별표 3] 소정의 배출시설로 정하여진 것을 말하므로, 배출된 물에 수질오염물질이 혼입되어 있지 아니하거나 그 수질오염물질이 혼입되어 있다 하더라도 그 폐수가 공공수역으로 흘러 들어가지 아니하는 경우에는 위와 같이 배출시설로 정하여진 것이라고 하더라도 위 법에서 설치허가를 요하는 폐수배출시설에 해당되지 아니한다.</w:t>
       </w:r>
       <w:r>
         <w:rPr>
@@ -773,204 +927,8 @@
           <w:color w:val="000000"/>
           <w:u w:val="single"/>
         </w:rPr>
-        <w:t>② 대법원의 판단 흙탕물에 수질오염물질이 포함되어 있지 않다고 본 원심의 판단은 잘못이나, 무죄를 선고한 결론은 정당하다.</w:t>
-      </w:r>
-      <w:r>
-        <w:rPr>
-          <w:rFonts w:ascii="맑은 고딕" w:hAnsi="맑은 고딕" w:eastAsia="맑은 고딕" w:cs="맑은 고딕"/>
-          <w:color w:val="000000"/>
-        </w:rPr>
-        <w:br/>
-      </w:r>
-      <w:r>
-        <w:rPr>
-          <w:rFonts w:ascii="맑은 고딕" w:hAnsi="맑은 고딕" w:eastAsia="맑은 고딕" w:cs="맑은 고딕"/>
-          <w:color w:val="000000"/>
-        </w:rPr>
-        <w:br/>
-      </w:r>
-      <w:r>
-        <w:rPr>
-          <w:rFonts w:ascii="맑은 고딕" w:hAnsi="맑은 고딕" w:eastAsia="맑은 고딕" w:cs="맑은 고딕"/>
-          <w:color w:val="000000"/>
-        </w:rPr>
-        <w:t>③ 관계 법령의 규정에 의하면, 폐수배출시설은 액체성 또는 고체성의 구리(동) 및 그 화합물 등 29종의 수질오염물질이 혼입된 물을, 하천·호소·항만·연안해역 기타 공공용에 사용되는 수역과 이에 접속하여 공공용에 사용되는 지하수로·농업용수로·하수관거·운하의 공공수역으로 흘러 들어가게 하는 시설물 등으로서 시행규칙 [별표 3] 소정의 배출시설로 정하여진 것을 말한다.</w:t>
-      </w:r>
-      <w:r>
-        <w:rPr>
-          <w:rFonts w:ascii="맑은 고딕" w:hAnsi="맑은 고딕" w:eastAsia="맑은 고딕" w:cs="맑은 고딕"/>
-          <w:color w:val="000000"/>
-        </w:rPr>
-        <w:br/>
-      </w:r>
-      <w:r>
-        <w:rPr>
-          <w:rFonts w:ascii="맑은 고딕" w:hAnsi="맑은 고딕" w:eastAsia="맑은 고딕" w:cs="맑은 고딕"/>
-          <w:color w:val="000000"/>
-        </w:rPr>
-        <w:br/>
-      </w:r>
-      <w:r>
-        <w:rPr>
-          <w:rFonts w:ascii="맑은 고딕" w:hAnsi="맑은 고딕" w:eastAsia="맑은 고딕" w:cs="맑은 고딕"/>
-          <w:color w:val="000000"/>
-        </w:rPr>
-        <w:t>④ 따라서 배출된 물에 수질오염물질이 혼입되어 있지 아니하거나, 그 수질오염물질이 혼입되어 있다 하더라도 그 폐수가 공공수역으로 흘러 들어가지 아니하는 경우에는, 위와 같이 배출시설로 정하여진 것이라고 하더라도 설치허가를 요하는 폐수배출시설에 해당되지 아니한다고 해석함이 상당하다.</w:t>
-      </w:r>
-      <w:r>
-        <w:rPr>
-          <w:rFonts w:ascii="맑은 고딕" w:hAnsi="맑은 고딕" w:eastAsia="맑은 고딕" w:cs="맑은 고딕"/>
-          <w:color w:val="000000"/>
-        </w:rPr>
-        <w:br/>
-      </w:r>
-      <w:r>
-        <w:rPr>
-          <w:rFonts w:ascii="맑은 고딕" w:hAnsi="맑은 고딕" w:eastAsia="맑은 고딕" w:cs="맑은 고딕"/>
-          <w:color w:val="000000"/>
-        </w:rPr>
-        <w:br/>
-      </w:r>
-      <w:r>
-        <w:rPr>
-          <w:rFonts w:ascii="맑은 고딕" w:hAnsi="맑은 고딕" w:eastAsia="맑은 고딕" w:cs="맑은 고딕"/>
-          <w:color w:val="000000"/>
-        </w:rPr>
-        <w:t>⑤ 같은 취지에서 1996. 1. 8. 개정된 시행규칙 [별표 3] 폐수배출시설 134항은 ‘토사석 채취, 가공시설 중 폐수를 당해 채취지점 또는 가공시설의 외부로 유출하지 않는 시설은 폐수배출시설에서 제외한다’는 명문규정을 두고 있다.</w:t>
-      </w:r>
-      <w:r>
-        <w:rPr>
-          <w:rFonts w:ascii="맑은 고딕" w:hAnsi="맑은 고딕" w:eastAsia="맑은 고딕" w:cs="맑은 고딕"/>
-          <w:color w:val="000000"/>
-        </w:rPr>
-        <w:br/>
-      </w:r>
-      <w:r>
-        <w:rPr>
-          <w:rFonts w:ascii="맑은 고딕" w:hAnsi="맑은 고딕" w:eastAsia="맑은 고딕" w:cs="맑은 고딕"/>
-          <w:color w:val="000000"/>
-        </w:rPr>
-        <w:br/>
-      </w:r>
-      <w:r>
-        <w:rPr>
-          <w:rFonts w:ascii="맑은 고딕" w:hAnsi="맑은 고딕" w:eastAsia="맑은 고딕" w:cs="맑은 고딕"/>
-          <w:color w:val="000000"/>
-        </w:rPr>
-        <w:t>⑥ 이 사건 선별기에서 배출된 흙탕물 자체는 시행규칙 [별표 1] 제7호 소정의 부유물질이 포함된 폐수에 해당된다고 볼 여지가 있다.</w:t>
-      </w:r>
-      <w:r>
-        <w:rPr>
-          <w:rFonts w:ascii="맑은 고딕" w:hAnsi="맑은 고딕" w:eastAsia="맑은 고딕" w:cs="맑은 고딕"/>
-          <w:color w:val="000000"/>
-        </w:rPr>
-        <w:br/>
-      </w:r>
-      <w:r>
-        <w:rPr>
-          <w:rFonts w:ascii="맑은 고딕" w:hAnsi="맑은 고딕" w:eastAsia="맑은 고딕" w:cs="맑은 고딕"/>
-          <w:color w:val="000000"/>
-        </w:rPr>
-        <w:br/>
-      </w:r>
-      <w:r>
-        <w:rPr>
-          <w:rFonts w:ascii="맑은 고딕" w:hAnsi="맑은 고딕" w:eastAsia="맑은 고딕" w:cs="맑은 고딕"/>
-          <w:color w:val="000000"/>
-        </w:rPr>
-        <w:t>⑦ 그러나 위 흙탕물은 그곳에서 침전되어 공공수역으로 흘러 들어가지는 아니하였고, 흙탕물이 웅덩이에 고여 침전되는 것만으로는 공공용에 사용되는 지하수로로 바로 흘러 들어가는 것이라고 볼 수 없으므로, 결국 위 선별기는 설치허가를 요하는 폐수배출시설이라고 볼 수 없다.</w:t>
-      </w:r>
-      <w:r>
-        <w:rPr>
-          <w:rFonts w:ascii="맑은 고딕" w:hAnsi="맑은 고딕" w:eastAsia="맑은 고딕" w:cs="맑은 고딕"/>
-          <w:color w:val="000000"/>
-        </w:rPr>
-        <w:br/>
-      </w:r>
-      <w:r>
-        <w:rPr>
-          <w:rFonts w:ascii="맑은 고딕" w:hAnsi="맑은 고딕" w:eastAsia="맑은 고딕" w:cs="맑은 고딕"/>
-          <w:color w:val="000000"/>
-        </w:rPr>
-        <w:br/>
-      </w:r>
-      <w:r>
-        <w:rPr>
-          <w:rFonts w:ascii="맑은 고딕" w:hAnsi="맑은 고딕" w:eastAsia="맑은 고딕" w:cs="맑은 고딕"/>
-          <w:color w:val="000000"/>
-        </w:rPr>
-        <w:t>⑧ 이에 상고를 기각한다.</w:t>
-      </w:r>
-    </w:p>
-    <w:p>
-      <w:pPr>
-        <w:autoSpaceDN w:val="0"/>
-        <w:autoSpaceDE w:val="0"/>
-      </w:pPr>
-    </w:p>
-    <w:p>
-      <w:pPr>
-        <w:autoSpaceDN w:val="0"/>
-        <w:autoSpaceDE w:val="0"/>
-      </w:pPr>
-    </w:p>
-    <w:p>
-      <w:pPr>
-        <w:autoSpaceDN w:val="0"/>
-        <w:autoSpaceDE w:val="0"/>
-        <w:pStyle w:val="2"/>
-        <w:spacing w:before="80"/>
-      </w:pPr>
-      <w:r>
-        <w:rPr>
-          <w:rFonts w:ascii="맑은 고딕" w:hAnsi="맑은 고딕" w:eastAsia="맑은 고딕" w:cs="맑은 고딕"/>
-          <w:color w:val="000000"/>
-        </w:rPr>
-        <w:t>5. 판결요지</w:t>
-      </w:r>
-    </w:p>
-    <w:p>
-      <w:pPr>
-        <w:autoSpaceDN w:val="0"/>
-        <w:autoSpaceDE w:val="0"/>
-      </w:pPr>
-      <w:r>
-        <w:rPr>
-          <w:rFonts w:ascii="맑은 고딕" w:hAnsi="맑은 고딕" w:eastAsia="맑은 고딕" w:cs="맑은 고딕"/>
-          <w:color w:val="000000"/>
-          <w:u w:val="single"/>
-        </w:rPr>
-        <w:t>① 구 수질환경보전법 제2조 제1호, 제2호, 제4호, 제5호 및 수질환경보전법시행규칙 제2조 관련 [별표 1], 제4조, 제5조 관련 [별표 3] 등 관계 법령의 규정에 의하면, 폐수배출시설은 액체성 또는 고체성의 구리(동) 및 그 화합물 등 29종의 수질오염물질이 혼입된 물을 하천·호소·항만·연안해역 기타 공공용에 사용되는 수역과 이에 접속하여 공공용에 사용되는 지하수로·농업용수로·하수관거·운하의 공공수역으로 흘러 들어가게 하는 시설물 등으로서 위 시행규칙 [별표 3] 소정의 배출시설로 정하여진 것을 말하므로, 배출된 물에 수질오염물질이 혼입되어 있지 아니하거나 그 수질오염물질이 혼입되어 있다 하더라도 그 폐수가 공공수역으로 흘러 들어가지 아니하는 경우에는 위와 같이 배출시설로 정하여진 것이라고 하더라도 위 법에서 설치허가를 요하는 폐수배출시설에 해당되지 아니한다.</w:t>
-      </w:r>
-      <w:r>
-        <w:rPr>
-          <w:rFonts w:ascii="맑은 고딕" w:hAnsi="맑은 고딕" w:eastAsia="맑은 고딕" w:cs="맑은 고딕"/>
-          <w:color w:val="000000"/>
-        </w:rPr>
-        <w:br/>
-      </w:r>
-      <w:r>
-        <w:rPr>
-          <w:rFonts w:ascii="맑은 고딕" w:hAnsi="맑은 고딕" w:eastAsia="맑은 고딕" w:cs="맑은 고딕"/>
-          <w:color w:val="000000"/>
-        </w:rPr>
-        <w:br/>
-      </w:r>
-      <w:r>
-        <w:rPr>
-          <w:rFonts w:ascii="맑은 고딕" w:hAnsi="맑은 고딕" w:eastAsia="맑은 고딕" w:cs="맑은 고딕"/>
-          <w:b/>
-          <w:color w:val="000000"/>
-          <w:u w:val="single"/>
-        </w:rPr>
         <w:t>② 농한기에 굴삭기로 논에 있는 흙을 퍼내어 그곳에서 생긴 흙탕물을 이용하여 모래와 자갈을 분리한 후 그 과정에서 생긴 흙탕물은 그곳 웅덩이에 모여 침전되면 이를 다시 사용하는 방식의 이동식 선별기는 위 폐수배출시설이 아니다.</w:t>
       </w:r>
-    </w:p>
-    <w:p>
-      <w:pPr>
-        <w:autoSpaceDN w:val="0"/>
-        <w:autoSpaceDE w:val="0"/>
-      </w:pPr>
     </w:p>
     <w:p>
       <w:pPr>
